--- a/flow/20230914_vu_template/drafts/2024-12-u/01-НД-23_ПП-Наума-г6.docx
+++ b/flow/20230914_vu_template/drafts/2024-12-u/01-НД-23_ПП-Наума-г6.docx
@@ -6825,7 +6825,7 @@
           <w:sz w:val="24"/>
           <w:szCs w:val="24"/>
         </w:rPr>
-        <w:t>А́нгельські си́ли – на гро́бі Твої́м,* а сторо́жа омертві́ла.*  Ма́рія ж стоя́ла у гро́бі,* шука́ючи пречи́стого ті́ла Твого́.* Полони́в Ти ад, та не перемо́жений ним,* зустрі́в Ти Ді́ву, дару́ючи життя́.* Воскре́слий з ме́ртвих Го́споди, сла́ва Тоб́і.</w:t>
+        <w:t>А́нгельські си́ли – на гро́бі Твої́м,* а сторо́жа омертві́ла.*  Ма́рія ж стоя́ла у гро́бі,* шука́ючи пречи́стого ті́ла Твого́.* Полони́в Ти ад, та не перемо́жений ним,* зустрі́в Ти Ді́ву, дару́ючи життя́.* Воскре́слий з ме́ртвих Го́споди, сла́ва Тоб́і.</w:t>
       </w:r>
     </w:p>
     <w:p>
@@ -11412,7 +11412,7 @@
           <w:sz w:val="24"/>
           <w:szCs w:val="24"/>
         </w:rPr>
-        <w:t>А́нгельські си́ли – на гро́бі Твої́м,* а сторо́жа омертві́ла.*  Ма́рія ж стоя́ла у гро́бі,* шука́ючи пречи́стого ті́ла Твого́.* Полони́в Ти ад, та не перемо́жений ним,* зустрі́в Ти Ді́ву, дару́ючи життя́.* Воскре́слий з ме́ртвих Го́споди, сла́ва Тоб́і.</w:t>
+        <w:t>А́нгельські си́ли – на гро́бі Твої́м,* а сторо́жа омертві́ла.*  Ма́рія ж стоя́ла у гро́бі,* шука́ючи пречи́стого ті́ла Твого́.* Полони́в Ти ад, та не перемо́жений ним,* зустрі́в Ти Ді́ву, дару́ючи життя́.* Воскре́слий з ме́ртвих Го́споди, сла́ва Тоб́і.</w:t>
       </w:r>
       <w:r>
         <w:rPr>
@@ -14095,7 +14095,7 @@
           <w:sz w:val="24"/>
           <w:szCs w:val="24"/>
         </w:rPr>
-        <w:t>(3 р.)</w:t>
+        <w:t>(3 р.)</w:t>
       </w:r>
       <w:r>
         <w:rPr>
@@ -16992,7 +16992,7 @@
           <w:sz w:val="24"/>
           <w:szCs w:val="24"/>
         </w:rPr>
-        <w:t>Життєда́йною доло́нею* уме́рлих із мря́чних доли́н* воскреси́в усі́х Життєда́вець – Христо́с Бог,* воскресі́ння пода́в людсько́му ро́дові.* Він бо всіх Спаси́тель, воскресі́ння, і життя́, і Бог усі́х.</w:t>
+        <w:t>Життєда́йною доло́нею* уме́рлих із мря́чних доли́н* воскреси́в усі́х Життєда́вець – Христо́с Бог,* воскресі́ння пода́в людсько́му ро́дові.* Він бо всіх Спаси́тель, воскресі́ння, і життя́, і Бог усі́х.</w:t>
       </w:r>
     </w:p>
     <w:p>
